--- a/Arquitectura de Sistemas Computacionales/Kit docente/Clase 13/Solucion Taller Clase 13 - CloudLite.docx
+++ b/Arquitectura de Sistemas Computacionales/Kit docente/Clase 13/Solucion Taller Clase 13 - CloudLite.docx
@@ -1575,7 +1575,7 @@
           <w:color w:val="4A4A49"/>
           <w:sz w:val="22"/>
         </w:rPr>
-        <w:t xml:space="preserve"> por horas encendidas y el apalancamiento declarado alli era bajar de 720 a 480 horas al mes. Es una </w:t>
+        <w:t xml:space="preserve"> por horas encendidas y la medida de ahorro declarada alli era bajar de 720 a 480 horas al mes. Es una </w:t>
       </w:r>
       <w:r>
         <w:rPr>
@@ -1609,7 +1609,7 @@
           <w:color w:val="4A4A49"/>
           <w:sz w:val="22"/>
         </w:rPr>
-        <w:t xml:space="preserve"> Escalar a cero es el apalancamiento que la Clase 10 anoto para el worker, y aqui se puede porque el aviso de vencimiento sale </w:t>
+        <w:t xml:space="preserve"> Escalar a cero es la medida de ahorro que la Clase 10 anoto para el worker, y aqui se puede porque el aviso de vencimiento sale </w:t>
       </w:r>
       <w:r>
         <w:rPr>
@@ -4811,7 +4811,7 @@
           <w:color w:val="4A4A49"/>
           <w:sz w:val="22"/>
         </w:rPr>
-        <w:t>: el nivel no cambio de opinion, cambio de escenario, y el apalancamiento que alli estaba anunciado —«escalar a cero fuera de la ventana de uso»— es el que hoy quedo escrito como disparador con numero. La tabla de la Clase 10 sigue siendo valida como promedio del mes; esta la desagrega en tres momentos.</w:t>
+        <w:t>: el nivel no cambio de opinion, cambio de escenario, y la medida de ahorro que alli estaba anunciada —«escalar a cero fuera de la ventana de uso»— es la que hoy quedo escrito como disparador con numero. La tabla de la Clase 10 sigue siendo valida como promedio del mes; esta la desagrega en tres momentos.</w:t>
       </w:r>
     </w:p>
     <w:p>
@@ -4877,7 +4877,7 @@
           <w:color w:val="4A4A49"/>
           <w:sz w:val="22"/>
         </w:rPr>
-        <w:t>, no del pico, y por eso el apalancamiento real esta en el valle —bajar a 1 replica ocho horas cada noche— y no en recortar el pico, que es donde la intuicion manda mirar.</w:t>
+        <w:t>, no del pico, y por eso la medida de ahorro real esta en el valle —bajar a 1 replica ocho horas cada noche— y no en recortar el pico, que es donde la intuicion manda mirar.</w:t>
       </w:r>
     </w:p>
     <w:p>
@@ -5103,7 +5103,7 @@
           <w:color w:val="4A4A49"/>
           <w:sz w:val="22"/>
         </w:rPr>
-        <w:t>Se valora que el estudiante llegue a la conclusion contraintuitiva —el ahorro esta en el valle, no en el pico—. No es obligatoria para los puntos, pero es la mejor respuesta posible a esta pregunta y conviene reconocerla en la devolucion.</w:t>
+        <w:t>Se valora que el estudiante llegue a la conclusion que sorprende —el ahorro esta en el valle, no en el pico—. No es obligatoria para los puntos, pero es la mejor respuesta posible a esta pregunta y conviene reconocerla en la devolucion.</w:t>
       </w:r>
     </w:p>
     <w:p>
@@ -5849,7 +5849,7 @@
           <w:color w:val="4A4A49"/>
           <w:sz w:val="22"/>
         </w:rPr>
-        <w:t xml:space="preserve"> porque «mas rapido reacciona, mejor». Es el error mas instructivo del taller: reaccionar mas rapido que la medicion es decidir con informacion vieja.</w:t>
+        <w:t xml:space="preserve"> porque «mas rapido reacciona, mejor». Es el error que mas ensena del taller: reaccionar mas rapido que la medicion es decidir con informacion vieja.</w:t>
       </w:r>
     </w:p>
     <w:p>
